--- a/submissions/NguyenThanhKy/project-proposal.docx
+++ b/submissions/NguyenThanhKy/project-proposal.docx
@@ -35,7 +35,7 @@
     <w:p>
       <w:r>
         <w:pict w14:anchorId="381FE9AD">
-          <v:rect id="_x0000_i1079" style="width:0;height:1.5pt" o:hralign="center" o:hrstd="t" o:hr="t" fillcolor="#a0a0a0" stroked="f"/>
+          <v:rect id="_x0000_i1025" style="width:0;height:1.5pt" o:hralign="center" o:hrstd="t" o:hr="t" fillcolor="#a0a0a0" stroked="f"/>
         </w:pict>
       </w:r>
     </w:p>
@@ -387,7 +387,7 @@
     <w:p>
       <w:r>
         <w:pict w14:anchorId="3B546731">
-          <v:rect id="_x0000_i1080" style="width:0;height:1.5pt" o:hralign="center" o:hrstd="t" o:hr="t" fillcolor="#a0a0a0" stroked="f"/>
+          <v:rect id="_x0000_i1026" style="width:0;height:1.5pt" o:hralign="center" o:hrstd="t" o:hr="t" fillcolor="#a0a0a0" stroked="f"/>
         </w:pict>
       </w:r>
     </w:p>
@@ -822,7 +822,7 @@
     <w:p>
       <w:r>
         <w:pict w14:anchorId="3007985F">
-          <v:rect id="_x0000_i1081" style="width:0;height:1.5pt" o:hralign="center" o:hrstd="t" o:hr="t" fillcolor="#a0a0a0" stroked="f"/>
+          <v:rect id="_x0000_i1027" style="width:0;height:1.5pt" o:hralign="center" o:hrstd="t" o:hr="t" fillcolor="#a0a0a0" stroked="f"/>
         </w:pict>
       </w:r>
     </w:p>
@@ -863,6 +863,59 @@
           <w:bCs/>
         </w:rPr>
       </w:pPr>
+      <w:r>
+        <w:rPr>
+          <w:noProof/>
+        </w:rPr>
+        <w:drawing>
+          <wp:inline distT="0" distB="0" distL="0" distR="0" wp14:anchorId="17E3C07C" wp14:editId="7C3C1E74">
+            <wp:extent cx="5760720" cy="3840480"/>
+            <wp:effectExtent l="0" t="0" r="0" b="7620"/>
+            <wp:docPr id="1926111644" name="Picture 1" descr="A diagram of a company's process&#10;&#10;AI-generated content may be incorrect."/>
+            <wp:cNvGraphicFramePr>
+              <a:graphicFrameLocks xmlns:a="http://schemas.openxmlformats.org/drawingml/2006/main" noChangeAspect="1"/>
+            </wp:cNvGraphicFramePr>
+            <a:graphic xmlns:a="http://schemas.openxmlformats.org/drawingml/2006/main">
+              <a:graphicData uri="http://schemas.openxmlformats.org/drawingml/2006/picture">
+                <pic:pic xmlns:pic="http://schemas.openxmlformats.org/drawingml/2006/picture">
+                  <pic:nvPicPr>
+                    <pic:cNvPr id="1926111644" name="Picture 1" descr="A diagram of a company's process&#10;&#10;AI-generated content may be incorrect."/>
+                    <pic:cNvPicPr>
+                      <a:picLocks noChangeAspect="1" noChangeArrowheads="1"/>
+                    </pic:cNvPicPr>
+                  </pic:nvPicPr>
+                  <pic:blipFill>
+                    <a:blip r:embed="rId5">
+                      <a:extLst>
+                        <a:ext uri="{28A0092B-C50C-407E-A947-70E740481C1C}">
+                          <a14:useLocalDpi xmlns:a14="http://schemas.microsoft.com/office/drawing/2010/main" val="0"/>
+                        </a:ext>
+                      </a:extLst>
+                    </a:blip>
+                    <a:srcRect/>
+                    <a:stretch>
+                      <a:fillRect/>
+                    </a:stretch>
+                  </pic:blipFill>
+                  <pic:spPr bwMode="auto">
+                    <a:xfrm>
+                      <a:off x="0" y="0"/>
+                      <a:ext cx="5760720" cy="3840480"/>
+                    </a:xfrm>
+                    <a:prstGeom prst="rect">
+                      <a:avLst/>
+                    </a:prstGeom>
+                    <a:noFill/>
+                    <a:ln>
+                      <a:noFill/>
+                    </a:ln>
+                  </pic:spPr>
+                </pic:pic>
+              </a:graphicData>
+            </a:graphic>
+          </wp:inline>
+        </w:drawing>
+      </w:r>
     </w:p>
     <w:p>
       <w:pPr>
@@ -970,6 +1023,7 @@
         </w:numPr>
       </w:pPr>
       <w:r>
+        <w:lastRenderedPageBreak/>
         <w:t>Cost: $0 (free tool)</w:t>
       </w:r>
     </w:p>
@@ -1122,7 +1176,6 @@
           <w:b/>
           <w:bCs/>
         </w:rPr>
-        <w:lastRenderedPageBreak/>
         <w:t>Amazon S3</w:t>
       </w:r>
     </w:p>
@@ -1334,6 +1387,7 @@
           <w:b/>
           <w:bCs/>
         </w:rPr>
+        <w:lastRenderedPageBreak/>
         <w:t>Network Security</w:t>
       </w:r>
       <w:r>
@@ -1484,7 +1538,7 @@
     <w:p>
       <w:r>
         <w:pict w14:anchorId="2E6D389F">
-          <v:rect id="_x0000_i1082" style="width:0;height:1.5pt" o:hralign="center" o:hrstd="t" o:hr="t" fillcolor="#a0a0a0" stroked="f"/>
+          <v:rect id="_x0000_i1028" style="width:0;height:1.5pt" o:hralign="center" o:hrstd="t" o:hr="t" fillcolor="#a0a0a0" stroked="f"/>
         </w:pict>
       </w:r>
     </w:p>
@@ -1524,167 +1578,189 @@
           <w:b/>
           <w:bCs/>
         </w:rPr>
+        <w:t>Phase 1: Foundation Setup (Week 1)</w:t>
+      </w:r>
+    </w:p>
+    <w:p>
+      <w:pPr>
+        <w:numPr>
+          <w:ilvl w:val="0"/>
+          <w:numId w:val="15"/>
+        </w:numPr>
+      </w:pPr>
+      <w:r>
+        <w:t>AWS account setup và IAM configuration</w:t>
+      </w:r>
+    </w:p>
+    <w:p>
+      <w:pPr>
+        <w:numPr>
+          <w:ilvl w:val="0"/>
+          <w:numId w:val="15"/>
+        </w:numPr>
+      </w:pPr>
+      <w:r>
+        <w:t>VPC và networking setup</w:t>
+      </w:r>
+    </w:p>
+    <w:p>
+      <w:pPr>
+        <w:numPr>
+          <w:ilvl w:val="0"/>
+          <w:numId w:val="15"/>
+        </w:numPr>
+      </w:pPr>
+      <w:r>
+        <w:t>RDS instances deployment</w:t>
+      </w:r>
+    </w:p>
+    <w:p>
+      <w:pPr>
+        <w:numPr>
+          <w:ilvl w:val="0"/>
+          <w:numId w:val="15"/>
+        </w:numPr>
+      </w:pPr>
+      <w:r>
+        <w:t>Basic monitoring setup</w:t>
+      </w:r>
+    </w:p>
+    <w:p>
+      <w:r>
+        <w:rPr>
+          <w:b/>
+          <w:bCs/>
+        </w:rPr>
+        <w:t>Phase 2: Migration Tools Configuration (Week 2)</w:t>
+      </w:r>
+    </w:p>
+    <w:p>
+      <w:pPr>
+        <w:numPr>
+          <w:ilvl w:val="0"/>
+          <w:numId w:val="16"/>
+        </w:numPr>
+      </w:pPr>
+      <w:r>
+        <w:t>SCT installation và configuration</w:t>
+      </w:r>
+    </w:p>
+    <w:p>
+      <w:pPr>
+        <w:numPr>
+          <w:ilvl w:val="0"/>
+          <w:numId w:val="16"/>
+        </w:numPr>
+      </w:pPr>
+      <w:r>
+        <w:t>DMS replication instance setup</w:t>
+      </w:r>
+    </w:p>
+    <w:p>
+      <w:pPr>
+        <w:numPr>
+          <w:ilvl w:val="0"/>
+          <w:numId w:val="16"/>
+        </w:numPr>
+      </w:pPr>
+      <w:r>
+        <w:t>Migration tasks creation</w:t>
+      </w:r>
+    </w:p>
+    <w:p>
+      <w:pPr>
+        <w:numPr>
+          <w:ilvl w:val="0"/>
+          <w:numId w:val="16"/>
+        </w:numPr>
+      </w:pPr>
+      <w:r>
+        <w:t>Initial testing with sample data</w:t>
+      </w:r>
+    </w:p>
+    <w:p>
+      <w:r>
+        <w:rPr>
+          <w:b/>
+          <w:bCs/>
+        </w:rPr>
+        <w:t>Phase 3: Automation &amp; Validation (Week 3)</w:t>
+      </w:r>
+    </w:p>
+    <w:p>
+      <w:pPr>
+        <w:numPr>
+          <w:ilvl w:val="0"/>
+          <w:numId w:val="17"/>
+        </w:numPr>
+      </w:pPr>
+      <w:r>
+        <w:t>Lambda functions for validation</w:t>
+      </w:r>
+    </w:p>
+    <w:p>
+      <w:pPr>
+        <w:numPr>
+          <w:ilvl w:val="0"/>
+          <w:numId w:val="17"/>
+        </w:numPr>
+      </w:pPr>
+      <w:r>
+        <w:t>CloudWatch dashboards</w:t>
+      </w:r>
+    </w:p>
+    <w:p>
+      <w:pPr>
+        <w:numPr>
+          <w:ilvl w:val="0"/>
+          <w:numId w:val="17"/>
+        </w:numPr>
+      </w:pPr>
+      <w:r>
+        <w:t>Automated rollback procedures</w:t>
+      </w:r>
+    </w:p>
+    <w:p>
+      <w:pPr>
+        <w:numPr>
+          <w:ilvl w:val="0"/>
+          <w:numId w:val="17"/>
+        </w:numPr>
+      </w:pPr>
+      <w:r>
+        <w:t>Performance testing scripts</w:t>
+      </w:r>
+    </w:p>
+    <w:p>
+      <w:r>
+        <w:rPr>
+          <w:b/>
+          <w:bCs/>
+        </w:rPr>
+        <w:t>Phase 4: Testing &amp; Optimization (Week 4)</w:t>
+      </w:r>
+    </w:p>
+    <w:p>
+      <w:pPr>
+        <w:numPr>
+          <w:ilvl w:val="0"/>
+          <w:numId w:val="18"/>
+        </w:numPr>
+      </w:pPr>
+      <w:r>
+        <w:t>End-to-end migration testing</w:t>
+      </w:r>
+    </w:p>
+    <w:p>
+      <w:pPr>
+        <w:numPr>
+          <w:ilvl w:val="0"/>
+          <w:numId w:val="18"/>
+        </w:numPr>
+      </w:pPr>
+      <w:r>
         <w:lastRenderedPageBreak/>
-        <w:t>Phase 1: Foundation Setup (Week 1)</w:t>
-      </w:r>
-    </w:p>
-    <w:p>
-      <w:pPr>
-        <w:numPr>
-          <w:ilvl w:val="0"/>
-          <w:numId w:val="15"/>
-        </w:numPr>
-      </w:pPr>
-      <w:r>
-        <w:t>AWS account setup và IAM configuration</w:t>
-      </w:r>
-    </w:p>
-    <w:p>
-      <w:pPr>
-        <w:numPr>
-          <w:ilvl w:val="0"/>
-          <w:numId w:val="15"/>
-        </w:numPr>
-      </w:pPr>
-      <w:r>
-        <w:t>VPC và networking setup</w:t>
-      </w:r>
-    </w:p>
-    <w:p>
-      <w:pPr>
-        <w:numPr>
-          <w:ilvl w:val="0"/>
-          <w:numId w:val="15"/>
-        </w:numPr>
-      </w:pPr>
-      <w:r>
-        <w:t>RDS instances deployment</w:t>
-      </w:r>
-    </w:p>
-    <w:p>
-      <w:pPr>
-        <w:numPr>
-          <w:ilvl w:val="0"/>
-          <w:numId w:val="15"/>
-        </w:numPr>
-      </w:pPr>
-      <w:r>
-        <w:t>Basic monitoring setup</w:t>
-      </w:r>
-    </w:p>
-    <w:p>
-      <w:r>
-        <w:rPr>
-          <w:b/>
-          <w:bCs/>
-        </w:rPr>
-        <w:t>Phase 2: Migration Tools Configuration (Week 2)</w:t>
-      </w:r>
-    </w:p>
-    <w:p>
-      <w:pPr>
-        <w:numPr>
-          <w:ilvl w:val="0"/>
-          <w:numId w:val="16"/>
-        </w:numPr>
-      </w:pPr>
-      <w:r>
-        <w:t>SCT installation và configuration</w:t>
-      </w:r>
-    </w:p>
-    <w:p>
-      <w:pPr>
-        <w:numPr>
-          <w:ilvl w:val="0"/>
-          <w:numId w:val="16"/>
-        </w:numPr>
-      </w:pPr>
-      <w:r>
-        <w:t>DMS replication instance setup</w:t>
-      </w:r>
-    </w:p>
-    <w:p>
-      <w:pPr>
-        <w:numPr>
-          <w:ilvl w:val="0"/>
-          <w:numId w:val="16"/>
-        </w:numPr>
-      </w:pPr>
-      <w:r>
-        <w:t>Migration tasks creation</w:t>
-      </w:r>
-    </w:p>
-    <w:p>
-      <w:pPr>
-        <w:numPr>
-          <w:ilvl w:val="0"/>
-          <w:numId w:val="16"/>
-        </w:numPr>
-      </w:pPr>
-      <w:r>
-        <w:t>Initial testing with sample data</w:t>
-      </w:r>
-    </w:p>
-    <w:p>
-      <w:r>
-        <w:rPr>
-          <w:b/>
-          <w:bCs/>
-        </w:rPr>
-        <w:t>Phase 3: Automation &amp; Validation (Week 3)</w:t>
-      </w:r>
-    </w:p>
-    <w:p>
-      <w:pPr>
-        <w:numPr>
-          <w:ilvl w:val="0"/>
-          <w:numId w:val="17"/>
-        </w:numPr>
-      </w:pPr>
-      <w:r>
-        <w:t>Lambda functions for validation</w:t>
-      </w:r>
-    </w:p>
-    <w:p>
-      <w:pPr>
-        <w:numPr>
-          <w:ilvl w:val="0"/>
-          <w:numId w:val="17"/>
-        </w:numPr>
-      </w:pPr>
-      <w:r>
-        <w:t>CloudWatch dashboards</w:t>
-      </w:r>
-    </w:p>
-    <w:p>
-      <w:pPr>
-        <w:numPr>
-          <w:ilvl w:val="0"/>
-          <w:numId w:val="17"/>
-        </w:numPr>
-      </w:pPr>
-      <w:r>
-        <w:t>Automated rollback procedures</w:t>
-      </w:r>
-    </w:p>
-    <w:p>
-      <w:pPr>
-        <w:numPr>
-          <w:ilvl w:val="0"/>
-          <w:numId w:val="17"/>
-        </w:numPr>
-      </w:pPr>
-      <w:r>
-        <w:t>Performance testing scripts</w:t>
-      </w:r>
-    </w:p>
-    <w:p>
-      <w:r>
-        <w:rPr>
-          <w:b/>
-          <w:bCs/>
-        </w:rPr>
-        <w:t>Phase 4: Testing &amp; Optimization (Week 4)</w:t>
+        <w:t>Performance optimization</w:t>
       </w:r>
     </w:p>
     <w:p>
@@ -1695,7 +1771,7 @@
         </w:numPr>
       </w:pPr>
       <w:r>
-        <w:t>End-to-end migration testing</w:t>
+        <w:t>Documentation và runbooks</w:t>
       </w:r>
     </w:p>
     <w:p>
@@ -1706,28 +1782,6 @@
         </w:numPr>
       </w:pPr>
       <w:r>
-        <w:t>Performance optimization</w:t>
-      </w:r>
-    </w:p>
-    <w:p>
-      <w:pPr>
-        <w:numPr>
-          <w:ilvl w:val="0"/>
-          <w:numId w:val="18"/>
-        </w:numPr>
-      </w:pPr>
-      <w:r>
-        <w:t>Documentation và runbooks</w:t>
-      </w:r>
-    </w:p>
-    <w:p>
-      <w:pPr>
-        <w:numPr>
-          <w:ilvl w:val="0"/>
-          <w:numId w:val="18"/>
-        </w:numPr>
-      </w:pPr>
-      <w:r>
         <w:t>Knowledge transfer</w:t>
       </w:r>
     </w:p>
@@ -1836,226 +1890,226 @@
           <w:b/>
           <w:bCs/>
         </w:rPr>
+        <w:t>Network Requirements:</w:t>
+      </w:r>
+    </w:p>
+    <w:p>
+      <w:pPr>
+        <w:numPr>
+          <w:ilvl w:val="0"/>
+          <w:numId w:val="21"/>
+        </w:numPr>
+      </w:pPr>
+      <w:r>
+        <w:t>VPC with 2 private subnets</w:t>
+      </w:r>
+    </w:p>
+    <w:p>
+      <w:pPr>
+        <w:numPr>
+          <w:ilvl w:val="0"/>
+          <w:numId w:val="21"/>
+        </w:numPr>
+      </w:pPr>
+      <w:r>
+        <w:t>Security Groups with restricted access</w:t>
+      </w:r>
+    </w:p>
+    <w:p>
+      <w:pPr>
+        <w:numPr>
+          <w:ilvl w:val="0"/>
+          <w:numId w:val="21"/>
+        </w:numPr>
+      </w:pPr>
+      <w:r>
+        <w:t>NAT Gateway for internet access</w:t>
+      </w:r>
+    </w:p>
+    <w:p>
+      <w:pPr>
+        <w:rPr>
+          <w:b/>
+          <w:bCs/>
+        </w:rPr>
+      </w:pPr>
+      <w:r>
+        <w:rPr>
+          <w:b/>
+          <w:bCs/>
+        </w:rPr>
+        <w:t>Development Approach</w:t>
+      </w:r>
+    </w:p>
+    <w:p>
+      <w:pPr>
+        <w:numPr>
+          <w:ilvl w:val="0"/>
+          <w:numId w:val="22"/>
+        </w:numPr>
+      </w:pPr>
+      <w:r>
+        <w:rPr>
+          <w:b/>
+          <w:bCs/>
+        </w:rPr>
+        <w:t>Infrastructure as Code</w:t>
+      </w:r>
+      <w:r>
+        <w:t>: CloudFormation templates</w:t>
+      </w:r>
+    </w:p>
+    <w:p>
+      <w:pPr>
+        <w:numPr>
+          <w:ilvl w:val="0"/>
+          <w:numId w:val="22"/>
+        </w:numPr>
+      </w:pPr>
+      <w:r>
+        <w:rPr>
+          <w:b/>
+          <w:bCs/>
+        </w:rPr>
+        <w:t>Version Control</w:t>
+      </w:r>
+      <w:r>
+        <w:t>: Git-based configuration management</w:t>
+      </w:r>
+    </w:p>
+    <w:p>
+      <w:pPr>
+        <w:numPr>
+          <w:ilvl w:val="0"/>
+          <w:numId w:val="22"/>
+        </w:numPr>
+      </w:pPr>
+      <w:r>
+        <w:rPr>
+          <w:b/>
+          <w:bCs/>
+        </w:rPr>
+        <w:t>CI/CD Pipeline</w:t>
+      </w:r>
+      <w:r>
+        <w:t>: Automated deployment scripts</w:t>
+      </w:r>
+    </w:p>
+    <w:p>
+      <w:pPr>
+        <w:numPr>
+          <w:ilvl w:val="0"/>
+          <w:numId w:val="22"/>
+        </w:numPr>
+      </w:pPr>
+      <w:r>
+        <w:rPr>
+          <w:b/>
+          <w:bCs/>
+        </w:rPr>
+        <w:t>Testing Strategy</w:t>
+      </w:r>
+      <w:r>
+        <w:t>: Unit, integration, và performance tests</w:t>
+      </w:r>
+    </w:p>
+    <w:p>
+      <w:pPr>
+        <w:rPr>
+          <w:b/>
+          <w:bCs/>
+        </w:rPr>
+      </w:pPr>
+      <w:r>
+        <w:rPr>
+          <w:b/>
+          <w:bCs/>
+        </w:rPr>
+        <w:t>Testing Strategy</w:t>
+      </w:r>
+    </w:p>
+    <w:p>
+      <w:r>
+        <w:rPr>
+          <w:b/>
+          <w:bCs/>
+        </w:rPr>
+        <w:t>Unit Testing:</w:t>
+      </w:r>
+    </w:p>
+    <w:p>
+      <w:pPr>
+        <w:numPr>
+          <w:ilvl w:val="0"/>
+          <w:numId w:val="23"/>
+        </w:numPr>
+      </w:pPr>
+      <w:r>
+        <w:t>Schema conversion validation</w:t>
+      </w:r>
+    </w:p>
+    <w:p>
+      <w:pPr>
+        <w:numPr>
+          <w:ilvl w:val="0"/>
+          <w:numId w:val="23"/>
+        </w:numPr>
+      </w:pPr>
+      <w:r>
+        <w:t>Data type mapping verification</w:t>
+      </w:r>
+    </w:p>
+    <w:p>
+      <w:pPr>
+        <w:numPr>
+          <w:ilvl w:val="0"/>
+          <w:numId w:val="23"/>
+        </w:numPr>
+      </w:pPr>
+      <w:r>
+        <w:t>Individual component testing</w:t>
+      </w:r>
+    </w:p>
+    <w:p>
+      <w:r>
+        <w:rPr>
+          <w:b/>
+          <w:bCs/>
+        </w:rPr>
+        <w:t>Integration Testing:</w:t>
+      </w:r>
+    </w:p>
+    <w:p>
+      <w:pPr>
+        <w:numPr>
+          <w:ilvl w:val="0"/>
+          <w:numId w:val="24"/>
+        </w:numPr>
+      </w:pPr>
+      <w:r>
+        <w:t>End-to-end migration workflows</w:t>
+      </w:r>
+    </w:p>
+    <w:p>
+      <w:pPr>
+        <w:numPr>
+          <w:ilvl w:val="0"/>
+          <w:numId w:val="24"/>
+        </w:numPr>
+      </w:pPr>
+      <w:r>
+        <w:t>Cross-engine compatibility</w:t>
+      </w:r>
+    </w:p>
+    <w:p>
+      <w:pPr>
+        <w:numPr>
+          <w:ilvl w:val="0"/>
+          <w:numId w:val="24"/>
+        </w:numPr>
+      </w:pPr>
+      <w:r>
         <w:lastRenderedPageBreak/>
-        <w:t>Network Requirements:</w:t>
-      </w:r>
-    </w:p>
-    <w:p>
-      <w:pPr>
-        <w:numPr>
-          <w:ilvl w:val="0"/>
-          <w:numId w:val="21"/>
-        </w:numPr>
-      </w:pPr>
-      <w:r>
-        <w:t>VPC with 2 private subnets</w:t>
-      </w:r>
-    </w:p>
-    <w:p>
-      <w:pPr>
-        <w:numPr>
-          <w:ilvl w:val="0"/>
-          <w:numId w:val="21"/>
-        </w:numPr>
-      </w:pPr>
-      <w:r>
-        <w:t>Security Groups with restricted access</w:t>
-      </w:r>
-    </w:p>
-    <w:p>
-      <w:pPr>
-        <w:numPr>
-          <w:ilvl w:val="0"/>
-          <w:numId w:val="21"/>
-        </w:numPr>
-      </w:pPr>
-      <w:r>
-        <w:t>NAT Gateway for internet access</w:t>
-      </w:r>
-    </w:p>
-    <w:p>
-      <w:pPr>
-        <w:rPr>
-          <w:b/>
-          <w:bCs/>
-        </w:rPr>
-      </w:pPr>
-      <w:r>
-        <w:rPr>
-          <w:b/>
-          <w:bCs/>
-        </w:rPr>
-        <w:t>Development Approach</w:t>
-      </w:r>
-    </w:p>
-    <w:p>
-      <w:pPr>
-        <w:numPr>
-          <w:ilvl w:val="0"/>
-          <w:numId w:val="22"/>
-        </w:numPr>
-      </w:pPr>
-      <w:r>
-        <w:rPr>
-          <w:b/>
-          <w:bCs/>
-        </w:rPr>
-        <w:t>Infrastructure as Code</w:t>
-      </w:r>
-      <w:r>
-        <w:t>: CloudFormation templates</w:t>
-      </w:r>
-    </w:p>
-    <w:p>
-      <w:pPr>
-        <w:numPr>
-          <w:ilvl w:val="0"/>
-          <w:numId w:val="22"/>
-        </w:numPr>
-      </w:pPr>
-      <w:r>
-        <w:rPr>
-          <w:b/>
-          <w:bCs/>
-        </w:rPr>
-        <w:t>Version Control</w:t>
-      </w:r>
-      <w:r>
-        <w:t>: Git-based configuration management</w:t>
-      </w:r>
-    </w:p>
-    <w:p>
-      <w:pPr>
-        <w:numPr>
-          <w:ilvl w:val="0"/>
-          <w:numId w:val="22"/>
-        </w:numPr>
-      </w:pPr>
-      <w:r>
-        <w:rPr>
-          <w:b/>
-          <w:bCs/>
-        </w:rPr>
-        <w:t>CI/CD Pipeline</w:t>
-      </w:r>
-      <w:r>
-        <w:t>: Automated deployment scripts</w:t>
-      </w:r>
-    </w:p>
-    <w:p>
-      <w:pPr>
-        <w:numPr>
-          <w:ilvl w:val="0"/>
-          <w:numId w:val="22"/>
-        </w:numPr>
-      </w:pPr>
-      <w:r>
-        <w:rPr>
-          <w:b/>
-          <w:bCs/>
-        </w:rPr>
-        <w:t>Testing Strategy</w:t>
-      </w:r>
-      <w:r>
-        <w:t>: Unit, integration, và performance tests</w:t>
-      </w:r>
-    </w:p>
-    <w:p>
-      <w:pPr>
-        <w:rPr>
-          <w:b/>
-          <w:bCs/>
-        </w:rPr>
-      </w:pPr>
-      <w:r>
-        <w:rPr>
-          <w:b/>
-          <w:bCs/>
-        </w:rPr>
-        <w:t>Testing Strategy</w:t>
-      </w:r>
-    </w:p>
-    <w:p>
-      <w:r>
-        <w:rPr>
-          <w:b/>
-          <w:bCs/>
-        </w:rPr>
-        <w:t>Unit Testing:</w:t>
-      </w:r>
-    </w:p>
-    <w:p>
-      <w:pPr>
-        <w:numPr>
-          <w:ilvl w:val="0"/>
-          <w:numId w:val="23"/>
-        </w:numPr>
-      </w:pPr>
-      <w:r>
-        <w:t>Schema conversion validation</w:t>
-      </w:r>
-    </w:p>
-    <w:p>
-      <w:pPr>
-        <w:numPr>
-          <w:ilvl w:val="0"/>
-          <w:numId w:val="23"/>
-        </w:numPr>
-      </w:pPr>
-      <w:r>
-        <w:t>Data type mapping verification</w:t>
-      </w:r>
-    </w:p>
-    <w:p>
-      <w:pPr>
-        <w:numPr>
-          <w:ilvl w:val="0"/>
-          <w:numId w:val="23"/>
-        </w:numPr>
-      </w:pPr>
-      <w:r>
-        <w:t>Individual component testing</w:t>
-      </w:r>
-    </w:p>
-    <w:p>
-      <w:r>
-        <w:rPr>
-          <w:b/>
-          <w:bCs/>
-        </w:rPr>
-        <w:t>Integration Testing:</w:t>
-      </w:r>
-    </w:p>
-    <w:p>
-      <w:pPr>
-        <w:numPr>
-          <w:ilvl w:val="0"/>
-          <w:numId w:val="24"/>
-        </w:numPr>
-      </w:pPr>
-      <w:r>
-        <w:t>End-to-end migration workflows</w:t>
-      </w:r>
-    </w:p>
-    <w:p>
-      <w:pPr>
-        <w:numPr>
-          <w:ilvl w:val="0"/>
-          <w:numId w:val="24"/>
-        </w:numPr>
-      </w:pPr>
-      <w:r>
-        <w:t>Cross-engine compatibility</w:t>
-      </w:r>
-    </w:p>
-    <w:p>
-      <w:pPr>
-        <w:numPr>
-          <w:ilvl w:val="0"/>
-          <w:numId w:val="24"/>
-        </w:numPr>
-      </w:pPr>
-      <w:r>
         <w:t>Performance benchmarking</w:t>
       </w:r>
     </w:p>
@@ -2191,7 +2245,7 @@
     <w:p>
       <w:r>
         <w:pict w14:anchorId="2F2209DF">
-          <v:rect id="_x0000_i1083" style="width:0;height:1.5pt" o:hralign="center" o:hrstd="t" o:hr="t" fillcolor="#a0a0a0" stroked="f"/>
+          <v:rect id="_x0000_i1029" style="width:0;height:1.5pt" o:hralign="center" o:hrstd="t" o:hr="t" fillcolor="#a0a0a0" stroked="f"/>
         </w:pict>
       </w:r>
     </w:p>
@@ -2222,57 +2276,237 @@
           <w:b/>
           <w:bCs/>
         </w:rPr>
+        <w:t>Project Phases Breakdown</w:t>
+      </w:r>
+    </w:p>
+    <w:p>
+      <w:r>
+        <w:rPr>
+          <w:b/>
+          <w:bCs/>
+        </w:rPr>
+        <w:t>Week 1: Foundation &amp; Setup</w:t>
+      </w:r>
+    </w:p>
+    <w:p>
+      <w:pPr>
+        <w:numPr>
+          <w:ilvl w:val="0"/>
+          <w:numId w:val="27"/>
+        </w:numPr>
+      </w:pPr>
+      <w:r>
+        <w:t>Day 1-2: AWS account setup, IAM configuration</w:t>
+      </w:r>
+    </w:p>
+    <w:p>
+      <w:pPr>
+        <w:numPr>
+          <w:ilvl w:val="0"/>
+          <w:numId w:val="27"/>
+        </w:numPr>
+      </w:pPr>
+      <w:r>
+        <w:t>Day 3-4: VPC, RDS instances deployment</w:t>
+      </w:r>
+    </w:p>
+    <w:p>
+      <w:pPr>
+        <w:numPr>
+          <w:ilvl w:val="0"/>
+          <w:numId w:val="27"/>
+        </w:numPr>
+      </w:pPr>
+      <w:r>
+        <w:t>Day 5-7: Basic monitoring và security setup</w:t>
+      </w:r>
+    </w:p>
+    <w:p>
+      <w:pPr>
+        <w:numPr>
+          <w:ilvl w:val="0"/>
+          <w:numId w:val="27"/>
+        </w:numPr>
+      </w:pPr>
+      <w:r>
+        <w:rPr>
+          <w:b/>
+          <w:bCs/>
+        </w:rPr>
+        <w:t>Milestone</w:t>
+      </w:r>
+      <w:r>
+        <w:t>: Infrastructure ready for migration tools</w:t>
+      </w:r>
+    </w:p>
+    <w:p>
+      <w:r>
+        <w:rPr>
+          <w:b/>
+          <w:bCs/>
+        </w:rPr>
+        <w:t>Week 2: Migration Tools Configuration</w:t>
+      </w:r>
+    </w:p>
+    <w:p>
+      <w:pPr>
+        <w:numPr>
+          <w:ilvl w:val="0"/>
+          <w:numId w:val="28"/>
+        </w:numPr>
+      </w:pPr>
+      <w:r>
+        <w:t>Day 8-10: SCT installation, schema analysis</w:t>
+      </w:r>
+    </w:p>
+    <w:p>
+      <w:pPr>
+        <w:numPr>
+          <w:ilvl w:val="0"/>
+          <w:numId w:val="28"/>
+        </w:numPr>
+      </w:pPr>
+      <w:r>
+        <w:t>Day 11-12: DMS replication instance setup</w:t>
+      </w:r>
+    </w:p>
+    <w:p>
+      <w:pPr>
+        <w:numPr>
+          <w:ilvl w:val="0"/>
+          <w:numId w:val="28"/>
+        </w:numPr>
+      </w:pPr>
+      <w:r>
+        <w:t>Day 13-14: First migration test với sample data</w:t>
+      </w:r>
+    </w:p>
+    <w:p>
+      <w:pPr>
+        <w:numPr>
+          <w:ilvl w:val="0"/>
+          <w:numId w:val="28"/>
+        </w:numPr>
+      </w:pPr>
+      <w:r>
+        <w:rPr>
+          <w:b/>
+          <w:bCs/>
+        </w:rPr>
+        <w:t>Milestone</w:t>
+      </w:r>
+      <w:r>
+        <w:t>: Basic migration capability established</w:t>
+      </w:r>
+    </w:p>
+    <w:p>
+      <w:r>
+        <w:rPr>
+          <w:b/>
+          <w:bCs/>
+        </w:rPr>
+        <w:t>Week 3: Automation &amp; Validation</w:t>
+      </w:r>
+    </w:p>
+    <w:p>
+      <w:pPr>
+        <w:numPr>
+          <w:ilvl w:val="0"/>
+          <w:numId w:val="29"/>
+        </w:numPr>
+      </w:pPr>
+      <w:r>
+        <w:t>Day 15-17: Lambda validation functions</w:t>
+      </w:r>
+    </w:p>
+    <w:p>
+      <w:pPr>
+        <w:numPr>
+          <w:ilvl w:val="0"/>
+          <w:numId w:val="29"/>
+        </w:numPr>
+      </w:pPr>
+      <w:r>
+        <w:t>Day 18-19: CloudWatch dashboards setup</w:t>
+      </w:r>
+    </w:p>
+    <w:p>
+      <w:pPr>
+        <w:numPr>
+          <w:ilvl w:val="0"/>
+          <w:numId w:val="29"/>
+        </w:numPr>
+      </w:pPr>
+      <w:r>
+        <w:t>Day 20-21: Automated rollback procedures</w:t>
+      </w:r>
+    </w:p>
+    <w:p>
+      <w:pPr>
+        <w:numPr>
+          <w:ilvl w:val="0"/>
+          <w:numId w:val="29"/>
+        </w:numPr>
+      </w:pPr>
+      <w:r>
+        <w:rPr>
+          <w:b/>
+          <w:bCs/>
+        </w:rPr>
+        <w:t>Milestone</w:t>
+      </w:r>
+      <w:r>
+        <w:t>: Automated validation và monitoring ready</w:t>
+      </w:r>
+    </w:p>
+    <w:p>
+      <w:r>
+        <w:rPr>
+          <w:b/>
+          <w:bCs/>
+        </w:rPr>
+        <w:t>Week 4: Testing &amp; Optimization</w:t>
+      </w:r>
+    </w:p>
+    <w:p>
+      <w:pPr>
+        <w:numPr>
+          <w:ilvl w:val="0"/>
+          <w:numId w:val="30"/>
+        </w:numPr>
+      </w:pPr>
+      <w:r>
         <w:lastRenderedPageBreak/>
-        <w:t>Project Phases Breakdown</w:t>
-      </w:r>
-    </w:p>
-    <w:p>
-      <w:r>
-        <w:rPr>
-          <w:b/>
-          <w:bCs/>
-        </w:rPr>
-        <w:t>Week 1: Foundation &amp; Setup</w:t>
-      </w:r>
-    </w:p>
-    <w:p>
-      <w:pPr>
-        <w:numPr>
-          <w:ilvl w:val="0"/>
-          <w:numId w:val="27"/>
-        </w:numPr>
-      </w:pPr>
-      <w:r>
-        <w:t>Day 1-2: AWS account setup, IAM configuration</w:t>
-      </w:r>
-    </w:p>
-    <w:p>
-      <w:pPr>
-        <w:numPr>
-          <w:ilvl w:val="0"/>
-          <w:numId w:val="27"/>
-        </w:numPr>
-      </w:pPr>
-      <w:r>
-        <w:t>Day 3-4: VPC, RDS instances deployment</w:t>
-      </w:r>
-    </w:p>
-    <w:p>
-      <w:pPr>
-        <w:numPr>
-          <w:ilvl w:val="0"/>
-          <w:numId w:val="27"/>
-        </w:numPr>
-      </w:pPr>
-      <w:r>
-        <w:t>Day 5-7: Basic monitoring và security setup</w:t>
-      </w:r>
-    </w:p>
-    <w:p>
-      <w:pPr>
-        <w:numPr>
-          <w:ilvl w:val="0"/>
-          <w:numId w:val="27"/>
+        <w:t>Day 22-24: End-to-end testing</w:t>
+      </w:r>
+    </w:p>
+    <w:p>
+      <w:pPr>
+        <w:numPr>
+          <w:ilvl w:val="0"/>
+          <w:numId w:val="30"/>
+        </w:numPr>
+      </w:pPr>
+      <w:r>
+        <w:t>Day 25-26: Performance optimization</w:t>
+      </w:r>
+    </w:p>
+    <w:p>
+      <w:pPr>
+        <w:numPr>
+          <w:ilvl w:val="0"/>
+          <w:numId w:val="30"/>
+        </w:numPr>
+      </w:pPr>
+      <w:r>
+        <w:t>Day 27-28: Documentation và knowledge transfer</w:t>
+      </w:r>
+    </w:p>
+    <w:p>
+      <w:pPr>
+        <w:numPr>
+          <w:ilvl w:val="0"/>
+          <w:numId w:val="30"/>
         </w:numPr>
       </w:pPr>
       <w:r>
@@ -2283,186 +2517,6 @@
         <w:t>Milestone</w:t>
       </w:r>
       <w:r>
-        <w:t>: Infrastructure ready for migration tools</w:t>
-      </w:r>
-    </w:p>
-    <w:p>
-      <w:r>
-        <w:rPr>
-          <w:b/>
-          <w:bCs/>
-        </w:rPr>
-        <w:t>Week 2: Migration Tools Configuration</w:t>
-      </w:r>
-    </w:p>
-    <w:p>
-      <w:pPr>
-        <w:numPr>
-          <w:ilvl w:val="0"/>
-          <w:numId w:val="28"/>
-        </w:numPr>
-      </w:pPr>
-      <w:r>
-        <w:t>Day 8-10: SCT installation, schema analysis</w:t>
-      </w:r>
-    </w:p>
-    <w:p>
-      <w:pPr>
-        <w:numPr>
-          <w:ilvl w:val="0"/>
-          <w:numId w:val="28"/>
-        </w:numPr>
-      </w:pPr>
-      <w:r>
-        <w:t>Day 11-12: DMS replication instance setup</w:t>
-      </w:r>
-    </w:p>
-    <w:p>
-      <w:pPr>
-        <w:numPr>
-          <w:ilvl w:val="0"/>
-          <w:numId w:val="28"/>
-        </w:numPr>
-      </w:pPr>
-      <w:r>
-        <w:t>Day 13-14: First migration test với sample data</w:t>
-      </w:r>
-    </w:p>
-    <w:p>
-      <w:pPr>
-        <w:numPr>
-          <w:ilvl w:val="0"/>
-          <w:numId w:val="28"/>
-        </w:numPr>
-      </w:pPr>
-      <w:r>
-        <w:rPr>
-          <w:b/>
-          <w:bCs/>
-        </w:rPr>
-        <w:t>Milestone</w:t>
-      </w:r>
-      <w:r>
-        <w:t>: Basic migration capability established</w:t>
-      </w:r>
-    </w:p>
-    <w:p>
-      <w:r>
-        <w:rPr>
-          <w:b/>
-          <w:bCs/>
-        </w:rPr>
-        <w:t>Week 3: Automation &amp; Validation</w:t>
-      </w:r>
-    </w:p>
-    <w:p>
-      <w:pPr>
-        <w:numPr>
-          <w:ilvl w:val="0"/>
-          <w:numId w:val="29"/>
-        </w:numPr>
-      </w:pPr>
-      <w:r>
-        <w:t>Day 15-17: Lambda validation functions</w:t>
-      </w:r>
-    </w:p>
-    <w:p>
-      <w:pPr>
-        <w:numPr>
-          <w:ilvl w:val="0"/>
-          <w:numId w:val="29"/>
-        </w:numPr>
-      </w:pPr>
-      <w:r>
-        <w:t>Day 18-19: CloudWatch dashboards setup</w:t>
-      </w:r>
-    </w:p>
-    <w:p>
-      <w:pPr>
-        <w:numPr>
-          <w:ilvl w:val="0"/>
-          <w:numId w:val="29"/>
-        </w:numPr>
-      </w:pPr>
-      <w:r>
-        <w:t>Day 20-21: Automated rollback procedures</w:t>
-      </w:r>
-    </w:p>
-    <w:p>
-      <w:pPr>
-        <w:numPr>
-          <w:ilvl w:val="0"/>
-          <w:numId w:val="29"/>
-        </w:numPr>
-      </w:pPr>
-      <w:r>
-        <w:rPr>
-          <w:b/>
-          <w:bCs/>
-        </w:rPr>
-        <w:t>Milestone</w:t>
-      </w:r>
-      <w:r>
-        <w:t>: Automated validation và monitoring ready</w:t>
-      </w:r>
-    </w:p>
-    <w:p>
-      <w:r>
-        <w:rPr>
-          <w:b/>
-          <w:bCs/>
-        </w:rPr>
-        <w:t>Week 4: Testing &amp; Optimization</w:t>
-      </w:r>
-    </w:p>
-    <w:p>
-      <w:pPr>
-        <w:numPr>
-          <w:ilvl w:val="0"/>
-          <w:numId w:val="30"/>
-        </w:numPr>
-      </w:pPr>
-      <w:r>
-        <w:t>Day 22-24: End-to-end testing</w:t>
-      </w:r>
-    </w:p>
-    <w:p>
-      <w:pPr>
-        <w:numPr>
-          <w:ilvl w:val="0"/>
-          <w:numId w:val="30"/>
-        </w:numPr>
-      </w:pPr>
-      <w:r>
-        <w:t>Day 25-26: Performance optimization</w:t>
-      </w:r>
-    </w:p>
-    <w:p>
-      <w:pPr>
-        <w:numPr>
-          <w:ilvl w:val="0"/>
-          <w:numId w:val="30"/>
-        </w:numPr>
-      </w:pPr>
-      <w:r>
-        <w:t>Day 27-28: Documentation và knowledge transfer</w:t>
-      </w:r>
-    </w:p>
-    <w:p>
-      <w:pPr>
-        <w:numPr>
-          <w:ilvl w:val="0"/>
-          <w:numId w:val="30"/>
-        </w:numPr>
-      </w:pPr>
-      <w:r>
-        <w:rPr>
-          <w:b/>
-          <w:bCs/>
-        </w:rPr>
-        <w:t>Milestone</w:t>
-      </w:r>
-      <w:r>
         <w:t>: Production-ready migration factory</w:t>
       </w:r>
     </w:p>
@@ -2598,274 +2652,274 @@
         </w:numPr>
       </w:pPr>
       <w:r>
+        <w:t>Network connectivity requirements</w:t>
+      </w:r>
+    </w:p>
+    <w:p>
+      <w:pPr>
+        <w:numPr>
+          <w:ilvl w:val="0"/>
+          <w:numId w:val="32"/>
+        </w:numPr>
+      </w:pPr>
+      <w:r>
+        <w:t>Access permissions for testing</w:t>
+      </w:r>
+    </w:p>
+    <w:p>
+      <w:pPr>
+        <w:rPr>
+          <w:b/>
+          <w:bCs/>
+        </w:rPr>
+      </w:pPr>
+      <w:r>
+        <w:rPr>
+          <w:b/>
+          <w:bCs/>
+        </w:rPr>
+        <w:t>Critical Path Analysis</w:t>
+      </w:r>
+    </w:p>
+    <w:p>
+      <w:pPr>
+        <w:numPr>
+          <w:ilvl w:val="0"/>
+          <w:numId w:val="33"/>
+        </w:numPr>
+      </w:pPr>
+      <w:r>
+        <w:rPr>
+          <w:b/>
+          <w:bCs/>
+        </w:rPr>
+        <w:t>Critical Path</w:t>
+      </w:r>
+      <w:r>
+        <w:t>: SCT setup → DMS configuration → Testing</w:t>
+      </w:r>
+    </w:p>
+    <w:p>
+      <w:pPr>
+        <w:numPr>
+          <w:ilvl w:val="0"/>
+          <w:numId w:val="33"/>
+        </w:numPr>
+      </w:pPr>
+      <w:r>
+        <w:rPr>
+          <w:b/>
+          <w:bCs/>
+        </w:rPr>
+        <w:t>Risk Areas</w:t>
+      </w:r>
+      <w:r>
+        <w:t>: Network configuration, database permissions</w:t>
+      </w:r>
+    </w:p>
+    <w:p>
+      <w:pPr>
+        <w:numPr>
+          <w:ilvl w:val="0"/>
+          <w:numId w:val="33"/>
+        </w:numPr>
+      </w:pPr>
+      <w:r>
+        <w:rPr>
+          <w:b/>
+          <w:bCs/>
+        </w:rPr>
+        <w:t>Buffer Time</w:t>
+      </w:r>
+      <w:r>
+        <w:t>: 20% added for unforeseen issues</w:t>
+      </w:r>
+    </w:p>
+    <w:p>
+      <w:r>
+        <w:pict w14:anchorId="47E18F3F">
+          <v:rect id="_x0000_i1030" style="width:0;height:1.5pt" o:hralign="center" o:hrstd="t" o:hr="t" fillcolor="#a0a0a0" stroked="f"/>
+        </w:pict>
+      </w:r>
+    </w:p>
+    <w:p>
+      <w:pPr>
+        <w:rPr>
+          <w:b/>
+          <w:bCs/>
+        </w:rPr>
+      </w:pPr>
+      <w:r>
+        <w:rPr>
+          <w:b/>
+          <w:bCs/>
+        </w:rPr>
+        <w:t>6. Budget Estimation</w:t>
+      </w:r>
+    </w:p>
+    <w:p>
+      <w:pPr>
+        <w:rPr>
+          <w:b/>
+          <w:bCs/>
+        </w:rPr>
+      </w:pPr>
+      <w:r>
+        <w:rPr>
+          <w:b/>
+          <w:bCs/>
+        </w:rPr>
+        <w:t>AWS Infrastructure Costs</w:t>
+      </w:r>
+    </w:p>
+    <w:p>
+      <w:r>
+        <w:rPr>
+          <w:b/>
+          <w:bCs/>
+        </w:rPr>
+        <w:t>Monthly Operating Costs:</w:t>
+      </w:r>
+    </w:p>
+    <w:p>
+      <w:pPr>
+        <w:numPr>
+          <w:ilvl w:val="0"/>
+          <w:numId w:val="34"/>
+        </w:numPr>
+      </w:pPr>
+      <w:r>
+        <w:rPr>
+          <w:b/>
+          <w:bCs/>
+        </w:rPr>
+        <w:t>DMS Replication Instance</w:t>
+      </w:r>
+      <w:r>
+        <w:t xml:space="preserve"> (t3.micro): $12.50/month</w:t>
+      </w:r>
+    </w:p>
+    <w:p>
+      <w:pPr>
+        <w:numPr>
+          <w:ilvl w:val="0"/>
+          <w:numId w:val="34"/>
+        </w:numPr>
+      </w:pPr>
+      <w:r>
+        <w:rPr>
+          <w:b/>
+          <w:bCs/>
+        </w:rPr>
+        <w:t>RDS MySQL Instance</w:t>
+      </w:r>
+      <w:r>
+        <w:t xml:space="preserve"> (db.t3.micro): $8.75/month</w:t>
+      </w:r>
+    </w:p>
+    <w:p>
+      <w:pPr>
+        <w:numPr>
+          <w:ilvl w:val="0"/>
+          <w:numId w:val="34"/>
+        </w:numPr>
+      </w:pPr>
+      <w:r>
+        <w:rPr>
+          <w:b/>
+          <w:bCs/>
+        </w:rPr>
+        <w:t>RDS PostgreSQL Instance</w:t>
+      </w:r>
+      <w:r>
+        <w:t xml:space="preserve"> (db.t3.micro): $8.75/month</w:t>
+      </w:r>
+    </w:p>
+    <w:p>
+      <w:pPr>
+        <w:numPr>
+          <w:ilvl w:val="0"/>
+          <w:numId w:val="34"/>
+        </w:numPr>
+      </w:pPr>
+      <w:r>
+        <w:rPr>
+          <w:b/>
+          <w:bCs/>
+        </w:rPr>
+        <w:t>CloudWatch Monitoring</w:t>
+      </w:r>
+      <w:r>
+        <w:t>: $3.00/month</w:t>
+      </w:r>
+    </w:p>
+    <w:p>
+      <w:pPr>
+        <w:numPr>
+          <w:ilvl w:val="0"/>
+          <w:numId w:val="34"/>
+        </w:numPr>
+      </w:pPr>
+      <w:r>
+        <w:rPr>
+          <w:b/>
+          <w:bCs/>
+        </w:rPr>
+        <w:t>Lambda Functions</w:t>
+      </w:r>
+      <w:r>
+        <w:t>: $1.50/month</w:t>
+      </w:r>
+    </w:p>
+    <w:p>
+      <w:pPr>
+        <w:numPr>
+          <w:ilvl w:val="0"/>
+          <w:numId w:val="34"/>
+        </w:numPr>
+      </w:pPr>
+      <w:r>
+        <w:rPr>
+          <w:b/>
+          <w:bCs/>
+        </w:rPr>
+        <w:t>S3 Storage</w:t>
+      </w:r>
+      <w:r>
+        <w:t>: $1.00/month</w:t>
+      </w:r>
+    </w:p>
+    <w:p>
+      <w:pPr>
+        <w:numPr>
+          <w:ilvl w:val="0"/>
+          <w:numId w:val="34"/>
+        </w:numPr>
+      </w:pPr>
+      <w:r>
+        <w:rPr>
+          <w:b/>
+          <w:bCs/>
+        </w:rPr>
+        <w:t>Data Transfer</w:t>
+      </w:r>
+      <w:r>
+        <w:t>: $2.00/month</w:t>
+      </w:r>
+    </w:p>
+    <w:p>
+      <w:pPr>
+        <w:numPr>
+          <w:ilvl w:val="0"/>
+          <w:numId w:val="34"/>
+        </w:numPr>
+      </w:pPr>
+      <w:r>
+        <w:rPr>
+          <w:b/>
+          <w:bCs/>
+        </w:rPr>
         <w:lastRenderedPageBreak/>
-        <w:t>Network connectivity requirements</w:t>
-      </w:r>
-    </w:p>
-    <w:p>
-      <w:pPr>
-        <w:numPr>
-          <w:ilvl w:val="0"/>
-          <w:numId w:val="32"/>
-        </w:numPr>
-      </w:pPr>
-      <w:r>
-        <w:t>Access permissions for testing</w:t>
-      </w:r>
-    </w:p>
-    <w:p>
-      <w:pPr>
-        <w:rPr>
-          <w:b/>
-          <w:bCs/>
-        </w:rPr>
-      </w:pPr>
-      <w:r>
-        <w:rPr>
-          <w:b/>
-          <w:bCs/>
-        </w:rPr>
-        <w:t>Critical Path Analysis</w:t>
-      </w:r>
-    </w:p>
-    <w:p>
-      <w:pPr>
-        <w:numPr>
-          <w:ilvl w:val="0"/>
-          <w:numId w:val="33"/>
-        </w:numPr>
-      </w:pPr>
-      <w:r>
-        <w:rPr>
-          <w:b/>
-          <w:bCs/>
-        </w:rPr>
-        <w:t>Critical Path</w:t>
-      </w:r>
-      <w:r>
-        <w:t>: SCT setup → DMS configuration → Testing</w:t>
-      </w:r>
-    </w:p>
-    <w:p>
-      <w:pPr>
-        <w:numPr>
-          <w:ilvl w:val="0"/>
-          <w:numId w:val="33"/>
-        </w:numPr>
-      </w:pPr>
-      <w:r>
-        <w:rPr>
-          <w:b/>
-          <w:bCs/>
-        </w:rPr>
-        <w:t>Risk Areas</w:t>
-      </w:r>
-      <w:r>
-        <w:t>: Network configuration, database permissions</w:t>
-      </w:r>
-    </w:p>
-    <w:p>
-      <w:pPr>
-        <w:numPr>
-          <w:ilvl w:val="0"/>
-          <w:numId w:val="33"/>
-        </w:numPr>
-      </w:pPr>
-      <w:r>
-        <w:rPr>
-          <w:b/>
-          <w:bCs/>
-        </w:rPr>
-        <w:t>Buffer Time</w:t>
-      </w:r>
-      <w:r>
-        <w:t>: 20% added for unforeseen issues</w:t>
-      </w:r>
-    </w:p>
-    <w:p>
-      <w:r>
-        <w:pict w14:anchorId="47E18F3F">
-          <v:rect id="_x0000_i1084" style="width:0;height:1.5pt" o:hralign="center" o:hrstd="t" o:hr="t" fillcolor="#a0a0a0" stroked="f"/>
-        </w:pict>
-      </w:r>
-    </w:p>
-    <w:p>
-      <w:pPr>
-        <w:rPr>
-          <w:b/>
-          <w:bCs/>
-        </w:rPr>
-      </w:pPr>
-      <w:r>
-        <w:rPr>
-          <w:b/>
-          <w:bCs/>
-        </w:rPr>
-        <w:t>6. Budget Estimation</w:t>
-      </w:r>
-    </w:p>
-    <w:p>
-      <w:pPr>
-        <w:rPr>
-          <w:b/>
-          <w:bCs/>
-        </w:rPr>
-      </w:pPr>
-      <w:r>
-        <w:rPr>
-          <w:b/>
-          <w:bCs/>
-        </w:rPr>
-        <w:t>AWS Infrastructure Costs</w:t>
-      </w:r>
-    </w:p>
-    <w:p>
-      <w:r>
-        <w:rPr>
-          <w:b/>
-          <w:bCs/>
-        </w:rPr>
-        <w:t>Monthly Operating Costs:</w:t>
-      </w:r>
-    </w:p>
-    <w:p>
-      <w:pPr>
-        <w:numPr>
-          <w:ilvl w:val="0"/>
-          <w:numId w:val="34"/>
-        </w:numPr>
-      </w:pPr>
-      <w:r>
-        <w:rPr>
-          <w:b/>
-          <w:bCs/>
-        </w:rPr>
-        <w:t>DMS Replication Instance</w:t>
-      </w:r>
-      <w:r>
-        <w:t xml:space="preserve"> (t3.micro): $12.50/month</w:t>
-      </w:r>
-    </w:p>
-    <w:p>
-      <w:pPr>
-        <w:numPr>
-          <w:ilvl w:val="0"/>
-          <w:numId w:val="34"/>
-        </w:numPr>
-      </w:pPr>
-      <w:r>
-        <w:rPr>
-          <w:b/>
-          <w:bCs/>
-        </w:rPr>
-        <w:t>RDS MySQL Instance</w:t>
-      </w:r>
-      <w:r>
-        <w:t xml:space="preserve"> (db.t3.micro): $8.75/month</w:t>
-      </w:r>
-    </w:p>
-    <w:p>
-      <w:pPr>
-        <w:numPr>
-          <w:ilvl w:val="0"/>
-          <w:numId w:val="34"/>
-        </w:numPr>
-      </w:pPr>
-      <w:r>
-        <w:rPr>
-          <w:b/>
-          <w:bCs/>
-        </w:rPr>
-        <w:t>RDS PostgreSQL Instance</w:t>
-      </w:r>
-      <w:r>
-        <w:t xml:space="preserve"> (db.t3.micro): $8.75/month</w:t>
-      </w:r>
-    </w:p>
-    <w:p>
-      <w:pPr>
-        <w:numPr>
-          <w:ilvl w:val="0"/>
-          <w:numId w:val="34"/>
-        </w:numPr>
-      </w:pPr>
-      <w:r>
-        <w:rPr>
-          <w:b/>
-          <w:bCs/>
-        </w:rPr>
-        <w:t>CloudWatch Monitoring</w:t>
-      </w:r>
-      <w:r>
-        <w:t>: $3.00/month</w:t>
-      </w:r>
-    </w:p>
-    <w:p>
-      <w:pPr>
-        <w:numPr>
-          <w:ilvl w:val="0"/>
-          <w:numId w:val="34"/>
-        </w:numPr>
-      </w:pPr>
-      <w:r>
-        <w:rPr>
-          <w:b/>
-          <w:bCs/>
-        </w:rPr>
-        <w:t>Lambda Functions</w:t>
-      </w:r>
-      <w:r>
-        <w:t>: $1.50/month</w:t>
-      </w:r>
-    </w:p>
-    <w:p>
-      <w:pPr>
-        <w:numPr>
-          <w:ilvl w:val="0"/>
-          <w:numId w:val="34"/>
-        </w:numPr>
-      </w:pPr>
-      <w:r>
-        <w:rPr>
-          <w:b/>
-          <w:bCs/>
-        </w:rPr>
-        <w:t>S3 Storage</w:t>
-      </w:r>
-      <w:r>
-        <w:t>: $1.00/month</w:t>
-      </w:r>
-    </w:p>
-    <w:p>
-      <w:pPr>
-        <w:numPr>
-          <w:ilvl w:val="0"/>
-          <w:numId w:val="34"/>
-        </w:numPr>
-      </w:pPr>
-      <w:r>
-        <w:rPr>
-          <w:b/>
-          <w:bCs/>
-        </w:rPr>
-        <w:t>Data Transfer</w:t>
-      </w:r>
-      <w:r>
-        <w:t>: $2.00/month</w:t>
-      </w:r>
-    </w:p>
-    <w:p>
-      <w:pPr>
-        <w:numPr>
-          <w:ilvl w:val="0"/>
-          <w:numId w:val="34"/>
-        </w:numPr>
-      </w:pPr>
-      <w:r>
-        <w:rPr>
-          <w:b/>
-          <w:bCs/>
-        </w:rPr>
         <w:t>Total Monthly</w:t>
       </w:r>
       <w:r>
@@ -3067,7 +3121,6 @@
           <w:b/>
           <w:bCs/>
         </w:rPr>
-        <w:lastRenderedPageBreak/>
         <w:t>Annual Cost</w:t>
       </w:r>
       <w:r>
@@ -3251,7 +3304,7 @@
     <w:p>
       <w:r>
         <w:pict w14:anchorId="3341388F">
-          <v:rect id="_x0000_i1085" style="width:0;height:1.5pt" o:hralign="center" o:hrstd="t" o:hr="t" fillcolor="#a0a0a0" stroked="f"/>
+          <v:rect id="_x0000_i1031" style="width:0;height:1.5pt" o:hralign="center" o:hrstd="t" o:hr="t" fillcolor="#a0a0a0" stroked="f"/>
         </w:pict>
       </w:r>
     </w:p>
@@ -3328,6 +3381,7 @@
         </w:numPr>
       </w:pPr>
       <w:r>
+        <w:lastRenderedPageBreak/>
         <w:t>Impact: High</w:t>
       </w:r>
     </w:p>
@@ -3476,7 +3530,6 @@
         </w:numPr>
       </w:pPr>
       <w:r>
-        <w:lastRenderedPageBreak/>
         <w:t>Impact: Medium</w:t>
       </w:r>
     </w:p>
@@ -3670,6 +3723,7 @@
           <w:b/>
           <w:bCs/>
         </w:rPr>
+        <w:lastRenderedPageBreak/>
         <w:t>Contingency Plans</w:t>
       </w:r>
     </w:p>
@@ -3748,7 +3802,7 @@
     <w:p>
       <w:r>
         <w:pict w14:anchorId="6823832A">
-          <v:rect id="_x0000_i1086" style="width:0;height:1.5pt" o:hralign="center" o:hrstd="t" o:hr="t" fillcolor="#a0a0a0" stroked="f"/>
+          <v:rect id="_x0000_i1032" style="width:0;height:1.5pt" o:hralign="center" o:hrstd="t" o:hr="t" fillcolor="#a0a0a0" stroked="f"/>
         </w:pict>
       </w:r>
     </w:p>
@@ -3857,230 +3911,230 @@
           <w:b/>
           <w:bCs/>
         </w:rPr>
+        <w:t>Downtime</w:t>
+      </w:r>
+      <w:r>
+        <w:t>: &lt;30 minutes</w:t>
+      </w:r>
+    </w:p>
+    <w:p>
+      <w:pPr>
+        <w:numPr>
+          <w:ilvl w:val="0"/>
+          <w:numId w:val="45"/>
+        </w:numPr>
+      </w:pPr>
+      <w:r>
+        <w:rPr>
+          <w:b/>
+          <w:bCs/>
+        </w:rPr>
+        <w:t>Performance</w:t>
+      </w:r>
+      <w:r>
+        <w:t>: &lt;10% degradation post-migration</w:t>
+      </w:r>
+    </w:p>
+    <w:p>
+      <w:r>
+        <w:rPr>
+          <w:b/>
+          <w:bCs/>
+        </w:rPr>
+        <w:t>Business Metrics:</w:t>
+      </w:r>
+    </w:p>
+    <w:p>
+      <w:pPr>
+        <w:numPr>
+          <w:ilvl w:val="0"/>
+          <w:numId w:val="46"/>
+        </w:numPr>
+      </w:pPr>
+      <w:r>
+        <w:rPr>
+          <w:b/>
+          <w:bCs/>
+        </w:rPr>
+        <w:t>Cost Reduction</w:t>
+      </w:r>
+      <w:r>
+        <w:t>: 90% vs traditional migration</w:t>
+      </w:r>
+    </w:p>
+    <w:p>
+      <w:pPr>
+        <w:numPr>
+          <w:ilvl w:val="0"/>
+          <w:numId w:val="46"/>
+        </w:numPr>
+      </w:pPr>
+      <w:r>
+        <w:rPr>
+          <w:b/>
+          <w:bCs/>
+        </w:rPr>
+        <w:t>Time to Market</w:t>
+      </w:r>
+      <w:r>
+        <w:t>: 75% faster migration process</w:t>
+      </w:r>
+    </w:p>
+    <w:p>
+      <w:pPr>
+        <w:numPr>
+          <w:ilvl w:val="0"/>
+          <w:numId w:val="46"/>
+        </w:numPr>
+      </w:pPr>
+      <w:r>
+        <w:rPr>
+          <w:b/>
+          <w:bCs/>
+        </w:rPr>
+        <w:t>Resource Efficiency</w:t>
+      </w:r>
+      <w:r>
+        <w:t>: 1 engineer vs 3-5 engineers</w:t>
+      </w:r>
+    </w:p>
+    <w:p>
+      <w:pPr>
+        <w:numPr>
+          <w:ilvl w:val="0"/>
+          <w:numId w:val="46"/>
+        </w:numPr>
+      </w:pPr>
+      <w:r>
+        <w:rPr>
+          <w:b/>
+          <w:bCs/>
+        </w:rPr>
+        <w:t>Error Rate</w:t>
+      </w:r>
+      <w:r>
+        <w:t>: &lt;2% vs 15% manual migration</w:t>
+      </w:r>
+    </w:p>
+    <w:p>
+      <w:pPr>
+        <w:rPr>
+          <w:b/>
+          <w:bCs/>
+        </w:rPr>
+      </w:pPr>
+      <w:r>
+        <w:rPr>
+          <w:b/>
+          <w:bCs/>
+        </w:rPr>
+        <w:t>Benefits Timeline</w:t>
+      </w:r>
+    </w:p>
+    <w:p>
+      <w:r>
+        <w:rPr>
+          <w:b/>
+          <w:bCs/>
+        </w:rPr>
+        <w:t>Short-term Benefits (0-6 months):</w:t>
+      </w:r>
+    </w:p>
+    <w:p>
+      <w:pPr>
+        <w:numPr>
+          <w:ilvl w:val="0"/>
+          <w:numId w:val="47"/>
+        </w:numPr>
+      </w:pPr>
+      <w:r>
+        <w:t>Hands-on AWS experience gained</w:t>
+      </w:r>
+    </w:p>
+    <w:p>
+      <w:pPr>
+        <w:numPr>
+          <w:ilvl w:val="0"/>
+          <w:numId w:val="47"/>
+        </w:numPr>
+      </w:pPr>
+      <w:r>
+        <w:t>Database migration expertise developed</w:t>
+      </w:r>
+    </w:p>
+    <w:p>
+      <w:pPr>
+        <w:numPr>
+          <w:ilvl w:val="0"/>
+          <w:numId w:val="47"/>
+        </w:numPr>
+      </w:pPr>
+      <w:r>
+        <w:t>Automated migration capability established</w:t>
+      </w:r>
+    </w:p>
+    <w:p>
+      <w:pPr>
+        <w:numPr>
+          <w:ilvl w:val="0"/>
+          <w:numId w:val="47"/>
+        </w:numPr>
+      </w:pPr>
+      <w:r>
+        <w:t>Cost-effective learning environment</w:t>
+      </w:r>
+    </w:p>
+    <w:p>
+      <w:r>
+        <w:rPr>
+          <w:b/>
+          <w:bCs/>
+        </w:rPr>
+        <w:t>Medium-term Benefits (6-18 months):</w:t>
+      </w:r>
+    </w:p>
+    <w:p>
+      <w:pPr>
+        <w:numPr>
+          <w:ilvl w:val="0"/>
+          <w:numId w:val="48"/>
+        </w:numPr>
+      </w:pPr>
+      <w:r>
+        <w:t>Scalable migration factory ready</w:t>
+      </w:r>
+    </w:p>
+    <w:p>
+      <w:pPr>
+        <w:numPr>
+          <w:ilvl w:val="0"/>
+          <w:numId w:val="48"/>
+        </w:numPr>
+      </w:pPr>
+      <w:r>
+        <w:t>Multiple database engines supported</w:t>
+      </w:r>
+    </w:p>
+    <w:p>
+      <w:pPr>
+        <w:numPr>
+          <w:ilvl w:val="0"/>
+          <w:numId w:val="48"/>
+        </w:numPr>
+      </w:pPr>
+      <w:r>
+        <w:t>Advanced monitoring và alerting</w:t>
+      </w:r>
+    </w:p>
+    <w:p>
+      <w:pPr>
+        <w:numPr>
+          <w:ilvl w:val="0"/>
+          <w:numId w:val="48"/>
+        </w:numPr>
+      </w:pPr>
+      <w:r>
         <w:lastRenderedPageBreak/>
-        <w:t>Downtime</w:t>
-      </w:r>
-      <w:r>
-        <w:t>: &lt;30 minutes</w:t>
-      </w:r>
-    </w:p>
-    <w:p>
-      <w:pPr>
-        <w:numPr>
-          <w:ilvl w:val="0"/>
-          <w:numId w:val="45"/>
-        </w:numPr>
-      </w:pPr>
-      <w:r>
-        <w:rPr>
-          <w:b/>
-          <w:bCs/>
-        </w:rPr>
-        <w:t>Performance</w:t>
-      </w:r>
-      <w:r>
-        <w:t>: &lt;10% degradation post-migration</w:t>
-      </w:r>
-    </w:p>
-    <w:p>
-      <w:r>
-        <w:rPr>
-          <w:b/>
-          <w:bCs/>
-        </w:rPr>
-        <w:t>Business Metrics:</w:t>
-      </w:r>
-    </w:p>
-    <w:p>
-      <w:pPr>
-        <w:numPr>
-          <w:ilvl w:val="0"/>
-          <w:numId w:val="46"/>
-        </w:numPr>
-      </w:pPr>
-      <w:r>
-        <w:rPr>
-          <w:b/>
-          <w:bCs/>
-        </w:rPr>
-        <w:t>Cost Reduction</w:t>
-      </w:r>
-      <w:r>
-        <w:t>: 90% vs traditional migration</w:t>
-      </w:r>
-    </w:p>
-    <w:p>
-      <w:pPr>
-        <w:numPr>
-          <w:ilvl w:val="0"/>
-          <w:numId w:val="46"/>
-        </w:numPr>
-      </w:pPr>
-      <w:r>
-        <w:rPr>
-          <w:b/>
-          <w:bCs/>
-        </w:rPr>
-        <w:t>Time to Market</w:t>
-      </w:r>
-      <w:r>
-        <w:t>: 75% faster migration process</w:t>
-      </w:r>
-    </w:p>
-    <w:p>
-      <w:pPr>
-        <w:numPr>
-          <w:ilvl w:val="0"/>
-          <w:numId w:val="46"/>
-        </w:numPr>
-      </w:pPr>
-      <w:r>
-        <w:rPr>
-          <w:b/>
-          <w:bCs/>
-        </w:rPr>
-        <w:t>Resource Efficiency</w:t>
-      </w:r>
-      <w:r>
-        <w:t>: 1 engineer vs 3-5 engineers</w:t>
-      </w:r>
-    </w:p>
-    <w:p>
-      <w:pPr>
-        <w:numPr>
-          <w:ilvl w:val="0"/>
-          <w:numId w:val="46"/>
-        </w:numPr>
-      </w:pPr>
-      <w:r>
-        <w:rPr>
-          <w:b/>
-          <w:bCs/>
-        </w:rPr>
-        <w:t>Error Rate</w:t>
-      </w:r>
-      <w:r>
-        <w:t>: &lt;2% vs 15% manual migration</w:t>
-      </w:r>
-    </w:p>
-    <w:p>
-      <w:pPr>
-        <w:rPr>
-          <w:b/>
-          <w:bCs/>
-        </w:rPr>
-      </w:pPr>
-      <w:r>
-        <w:rPr>
-          <w:b/>
-          <w:bCs/>
-        </w:rPr>
-        <w:t>Benefits Timeline</w:t>
-      </w:r>
-    </w:p>
-    <w:p>
-      <w:r>
-        <w:rPr>
-          <w:b/>
-          <w:bCs/>
-        </w:rPr>
-        <w:t>Short-term Benefits (0-6 months):</w:t>
-      </w:r>
-    </w:p>
-    <w:p>
-      <w:pPr>
-        <w:numPr>
-          <w:ilvl w:val="0"/>
-          <w:numId w:val="47"/>
-        </w:numPr>
-      </w:pPr>
-      <w:r>
-        <w:t>Hands-on AWS experience gained</w:t>
-      </w:r>
-    </w:p>
-    <w:p>
-      <w:pPr>
-        <w:numPr>
-          <w:ilvl w:val="0"/>
-          <w:numId w:val="47"/>
-        </w:numPr>
-      </w:pPr>
-      <w:r>
-        <w:t>Database migration expertise developed</w:t>
-      </w:r>
-    </w:p>
-    <w:p>
-      <w:pPr>
-        <w:numPr>
-          <w:ilvl w:val="0"/>
-          <w:numId w:val="47"/>
-        </w:numPr>
-      </w:pPr>
-      <w:r>
-        <w:t>Automated migration capability established</w:t>
-      </w:r>
-    </w:p>
-    <w:p>
-      <w:pPr>
-        <w:numPr>
-          <w:ilvl w:val="0"/>
-          <w:numId w:val="47"/>
-        </w:numPr>
-      </w:pPr>
-      <w:r>
-        <w:t>Cost-effective learning environment</w:t>
-      </w:r>
-    </w:p>
-    <w:p>
-      <w:r>
-        <w:rPr>
-          <w:b/>
-          <w:bCs/>
-        </w:rPr>
-        <w:t>Medium-term Benefits (6-18 months):</w:t>
-      </w:r>
-    </w:p>
-    <w:p>
-      <w:pPr>
-        <w:numPr>
-          <w:ilvl w:val="0"/>
-          <w:numId w:val="48"/>
-        </w:numPr>
-      </w:pPr>
-      <w:r>
-        <w:t>Scalable migration factory ready</w:t>
-      </w:r>
-    </w:p>
-    <w:p>
-      <w:pPr>
-        <w:numPr>
-          <w:ilvl w:val="0"/>
-          <w:numId w:val="48"/>
-        </w:numPr>
-      </w:pPr>
-      <w:r>
-        <w:t>Multiple database engines supported</w:t>
-      </w:r>
-    </w:p>
-    <w:p>
-      <w:pPr>
-        <w:numPr>
-          <w:ilvl w:val="0"/>
-          <w:numId w:val="48"/>
-        </w:numPr>
-      </w:pPr>
-      <w:r>
-        <w:t>Advanced monitoring và alerting</w:t>
-      </w:r>
-    </w:p>
-    <w:p>
-      <w:pPr>
-        <w:numPr>
-          <w:ilvl w:val="0"/>
-          <w:numId w:val="48"/>
-        </w:numPr>
-      </w:pPr>
-      <w:r>
         <w:t>Rollback procedures tested</w:t>
       </w:r>
     </w:p>
@@ -4251,7 +4305,6 @@
           <w:b/>
           <w:bCs/>
         </w:rPr>
-        <w:lastRenderedPageBreak/>
         <w:t>Cloud Migration Expertise</w:t>
       </w:r>
       <w:r>
@@ -4333,7 +4386,7 @@
     <w:p>
       <w:r>
         <w:pict w14:anchorId="356BCB75">
-          <v:rect id="_x0000_i1087" style="width:0;height:1.5pt" o:hralign="center" o:hrstd="t" o:hr="t" fillcolor="#a0a0a0" stroked="f"/>
+          <v:rect id="_x0000_i1033" style="width:0;height:1.5pt" o:hralign="center" o:hrstd="t" o:hr="t" fillcolor="#a0a0a0" stroked="f"/>
         </w:pict>
       </w:r>
     </w:p>
@@ -12572,6 +12625,7 @@
   <w:style w:type="character" w:default="1" w:styleId="DefaultParagraphFont">
     <w:name w:val="Default Paragraph Font"/>
     <w:uiPriority w:val="1"/>
+    <w:semiHidden/>
     <w:unhideWhenUsed/>
   </w:style>
   <w:style w:type="table" w:default="1" w:styleId="TableNormal">
